--- a/workbooks/13_生理学_暗記ワーク.docx
+++ b/workbooks/13_生理学_暗記ワーク.docx
@@ -23642,7 +23642,7 @@
           <w:b/>
           <w:sz w:val="28"/>
         </w:rPr>
-        <w:t>解答（講師用）</w:t>
+        <w:t>解答</w:t>
       </w:r>
     </w:p>
     <w:tbl>
